--- a/assets/plantilla_informe.docx
+++ b/assets/plantilla_informe.docx
@@ -65,7 +65,7 @@
                     <a:blip r:embed="rId8">
                       <a:extLst>
                         <a:ext uri="{FF2B5EF4-FFF2-40B4-BE49-F238E27FC236}">
-                          <a16:creationId xmlns="" xmlns:o="urn:schemas-microsoft-com:office:office" xmlns:v="urn:schemas-microsoft-com:vml" xmlns:w10="urn:schemas-microsoft-com:office:word" xmlns:w="http://schemas.openxmlformats.org/wordprocessingml/2006/main" xmlns:w16du="http://schemas.microsoft.com/office/word/2023/wordml/word16du" xmlns:a14="http://schemas.microsoft.com/office/drawing/2010/main" xmlns:a16="http://schemas.microsoft.com/office/drawing/2014/main" id="{953A8966-0478-C449-B886-3FEC40D74CF1}"/>
+                          <a16:creationId xmlns:a16="http://schemas.microsoft.com/office/drawing/2014/main" xmlns:a14="http://schemas.microsoft.com/office/drawing/2010/main" xmlns:w16du="http://schemas.microsoft.com/office/word/2023/wordml/word16du" xmlns:w="http://schemas.openxmlformats.org/wordprocessingml/2006/main" xmlns:w10="urn:schemas-microsoft-com:office:word" xmlns:v="urn:schemas-microsoft-com:vml" xmlns:o="urn:schemas-microsoft-com:office:office" xmlns="" id="{953A8966-0478-C449-B886-3FEC40D74CF1}"/>
                         </a:ext>
                       </a:extLst>
                     </a:blip>
@@ -146,7 +146,6 @@
           <w:color w:val="002060"/>
           <w:sz w:val="36"/>
           <w:szCs w:val="32"/>
-          <w:highlight w:val="yellow"/>
         </w:rPr>
       </w:pPr>
       <w:r>
@@ -156,7 +155,6 @@
           <w:color w:val="002060"/>
           <w:sz w:val="36"/>
           <w:szCs w:val="32"/>
-          <w:highlight w:val="yellow"/>
         </w:rPr>
         <w:t xml:space="preserve">FACULTAD DE </w:t>
       </w:r>
@@ -167,7 +165,6 @@
           <w:color w:val="002060"/>
           <w:sz w:val="36"/>
           <w:szCs w:val="32"/>
-          <w:highlight w:val="yellow"/>
         </w:rPr>
         <w:t>INGENIERÍA Y ARQUITECTURA</w:t>
       </w:r>
@@ -192,7 +189,6 @@
           <w:color w:val="002060"/>
           <w:sz w:val="32"/>
           <w:szCs w:val="32"/>
-          <w:highlight w:val="yellow"/>
         </w:rPr>
         <w:t xml:space="preserve">Escuela Profesional de </w:t>
       </w:r>
@@ -203,7 +199,6 @@
           <w:color w:val="002060"/>
           <w:sz w:val="32"/>
           <w:szCs w:val="32"/>
-          <w:highlight w:val="yellow"/>
         </w:rPr>
         <w:t>Ingeniería de Sistemas</w:t>
       </w:r>
@@ -305,7 +300,6 @@
           <w:color w:val="002060"/>
           <w:sz w:val="40"/>
           <w:szCs w:val="40"/>
-          <w:highlight w:val="yellow"/>
           <w:lang w:val="es-419"/>
         </w:rPr>
         <w:t>PLAN COLOQUIOS Y JORNADAS DE INVESTIGACIÓN 2025</w:t>
@@ -398,7 +392,6 @@
           <w:color w:val="001F5F"/>
           <w:sz w:val="28"/>
           <w:szCs w:val="28"/>
-          <w:highlight w:val="yellow"/>
           <w:lang w:val="es-ES"/>
         </w:rPr>
         <w:t>EP. Ingeniería de Sistemas</w:t>
@@ -440,7 +433,6 @@
           <w:color w:val="001F5F"/>
           <w:sz w:val="32"/>
           <w:szCs w:val="32"/>
-          <w:highlight w:val="yellow"/>
           <w:lang w:val="es-419"/>
         </w:rPr>
       </w:pPr>
@@ -452,7 +444,6 @@
           <w:color w:val="001F5F"/>
           <w:sz w:val="32"/>
           <w:szCs w:val="32"/>
-          <w:highlight w:val="yellow"/>
         </w:rPr>
         <w:t>UPeU – Campus Juliaca</w:t>
       </w:r>
@@ -480,7 +471,6 @@
           <w:color w:val="001F5F"/>
           <w:sz w:val="32"/>
           <w:szCs w:val="32"/>
-          <w:highlight w:val="yellow"/>
         </w:rPr>
         <w:t>2025</w:t>
       </w:r>
@@ -621,18 +611,6 @@
         </w:rPr>
         <w:t xml:space="preserve"> </w:t>
       </w:r>
-      <w:r>
-        <w:rPr>
-          <w:rFonts w:ascii="Segoe UI" w:hAnsi="Segoe UI" w:cs="Segoe UI"/>
-          <w:b/>
-          <w:bCs/>
-          <w:color w:val="002060"/>
-          <w:sz w:val="24"/>
-          <w:szCs w:val="24"/>
-          <w:lang w:val="es-ES"/>
-        </w:rPr>
-        <w:t>(Generado por el sistema)</w:t>
-      </w:r>
     </w:p>
     <w:p>
       <w:pPr>
@@ -663,7 +641,6 @@
         <w:rPr>
           <w:rFonts w:ascii="Segoe UI" w:hAnsi="Segoe UI" w:cs="Segoe UI"/>
           <w:b/>
-          <w:highlight w:val="yellow"/>
         </w:rPr>
         <w:t>Ingeniería de Sistemas</w:t>
       </w:r>
@@ -677,7 +654,6 @@
         <w:rPr>
           <w:rFonts w:ascii="Segoe UI" w:hAnsi="Segoe UI" w:cs="Segoe UI"/>
           <w:b/>
-          <w:highlight w:val="yellow"/>
         </w:rPr>
         <w:t>Facultad de Ingeniería y Arquitectura</w:t>
       </w:r>
@@ -691,7 +667,6 @@
         <w:rPr>
           <w:rFonts w:ascii="Segoe UI" w:hAnsi="Segoe UI" w:cs="Segoe UI"/>
           <w:b/>
-          <w:highlight w:val="yellow"/>
         </w:rPr>
         <w:t>Campus Juliaca</w:t>
       </w:r>
@@ -713,35 +688,20 @@
         <w:rPr>
           <w:rFonts w:ascii="Segoe UI" w:hAnsi="Segoe UI" w:cs="Segoe UI"/>
         </w:rPr>
-        <w:t xml:space="preserve"> 30220, los estándares del SINEACE y las políticas institucionales de investigación, desarrolló la </w:t>
-      </w:r>
-      <w:r>
-        <w:rPr>
-          <w:rFonts w:ascii="Segoe UI" w:hAnsi="Segoe UI" w:cs="Segoe UI"/>
-          <w:highlight w:val="yellow"/>
-        </w:rPr>
-        <w:t>"</w:t>
+        <w:t xml:space="preserve"> 30220, los estándares del SINEACE y las políticas institucionales de investigación, desarrolló la "</w:t>
       </w:r>
       <w:r>
         <w:rPr>
           <w:rFonts w:ascii="Segoe UI" w:hAnsi="Segoe UI" w:cs="Segoe UI"/>
           <w:b/>
-          <w:highlight w:val="yellow"/>
         </w:rPr>
         <w:t>XXII Jornada Científica de Investigación e Innovación de Ingeniería de Sistemas</w:t>
       </w:r>
       <w:r>
         <w:rPr>
           <w:rFonts w:ascii="Segoe UI" w:hAnsi="Segoe UI" w:cs="Segoe UI"/>
-          <w:highlight w:val="yellow"/>
-        </w:rPr>
-        <w:t>",</w:t>
-      </w:r>
-      <w:r>
-        <w:rPr>
-          <w:rFonts w:ascii="Segoe UI" w:hAnsi="Segoe UI" w:cs="Segoe UI"/>
-        </w:rPr>
-        <w:t xml:space="preserve"> con el propósito de difundir los resultados de investigación generados por docentes y estudiantes, fomentar el intercambio académico y fortalecer la cultura investigativa en la comunidad universitaria, concibiéndose como un espacio académico-científico-tecnológico para la socialización de proyectos de investigación, </w:t>
+        </w:rPr>
+        <w:t xml:space="preserve">", con el propósito de difundir los resultados de investigación generados por docentes y estudiantes, fomentar el intercambio académico y fortalecer la cultura investigativa en la comunidad universitaria, concibiéndose como un espacio académico-científico-tecnológico para la socialización de proyectos de investigación, </w:t>
       </w:r>
       <w:r>
         <w:rPr>
@@ -835,7 +795,7 @@
           <w:szCs w:val="24"/>
           <w:lang w:val="es-ES"/>
         </w:rPr>
-        <w:t xml:space="preserve"> (Generado por el sistema)</w:t>
+        <w:t xml:space="preserve"> </w:t>
       </w:r>
     </w:p>
     <w:p>
@@ -895,19 +855,12 @@
         <w:rPr>
           <w:rFonts w:ascii="Segoe UI" w:hAnsi="Segoe UI" w:cs="Segoe UI"/>
         </w:rPr>
-        <w:t xml:space="preserve">Desarrollar las competencias del </w:t>
-      </w:r>
-      <w:r>
-        <w:rPr>
-          <w:rFonts w:ascii="Segoe UI" w:hAnsi="Segoe UI" w:cs="Segoe UI"/>
-        </w:rPr>
-        <w:t xml:space="preserve">estudiante de </w:t>
+        <w:t xml:space="preserve">Desarrollar las competencias del estudiante de </w:t>
       </w:r>
       <w:r>
         <w:rPr>
           <w:rFonts w:ascii="Segoe UI" w:hAnsi="Segoe UI" w:cs="Segoe UI"/>
           <w:b/>
-          <w:highlight w:val="yellow"/>
         </w:rPr>
         <w:t>Ingeniería de Sistemas</w:t>
       </w:r>
@@ -915,13 +868,7 @@
         <w:rPr>
           <w:rFonts w:ascii="Segoe UI" w:hAnsi="Segoe UI" w:cs="Segoe UI"/>
         </w:rPr>
-        <w:t xml:space="preserve"> </w:t>
-      </w:r>
-      <w:r>
-        <w:rPr>
-          <w:rFonts w:ascii="Segoe UI" w:hAnsi="Segoe UI" w:cs="Segoe UI"/>
-        </w:rPr>
-        <w:t>a través del desarrollo de la investigación formativa, partiendo desde el primer año de sus estudios, hasta el culmino de su carrera profesional, en cumplimiento de los lineamientos de investigación que la escuela mantiene.</w:t>
+        <w:t xml:space="preserve"> a través del desarrollo de la investigación formativa, partiendo desde el primer año de sus estudios, hasta el culmino de su carrera profesional, en cumplimiento de los lineamientos de investigación que la escuela mantiene.</w:t>
       </w:r>
     </w:p>
     <w:p>
@@ -1085,18 +1032,6 @@
         </w:rPr>
         <w:t xml:space="preserve"> </w:t>
       </w:r>
-      <w:r>
-        <w:rPr>
-          <w:rFonts w:ascii="Segoe UI" w:hAnsi="Segoe UI" w:cs="Segoe UI"/>
-          <w:b/>
-          <w:bCs/>
-          <w:color w:val="002060"/>
-          <w:sz w:val="24"/>
-          <w:szCs w:val="24"/>
-          <w:lang w:val="es-ES"/>
-        </w:rPr>
-        <w:t>(Generado por el sistema)</w:t>
-      </w:r>
     </w:p>
     <w:p>
       <w:pPr>
@@ -1115,16 +1050,6 @@
           <w:lang w:val="es-419"/>
         </w:rPr>
         <w:t xml:space="preserve">La </w:t>
-      </w:r>
-      <w:r>
-        <w:rPr>
-          <w:rFonts w:ascii="Segoe UI" w:hAnsi="Segoe UI" w:cs="Segoe UI"/>
-          <w:b/>
-          <w:color w:val="000000" w:themeColor="text1"/>
-          <w:highlight w:val="yellow"/>
-          <w:lang w:val="es-419"/>
-        </w:rPr>
-        <w:t>"XXII Jornada Científica de Investigación e Innovación de Ingeniería de Sistemas"</w:t>
       </w:r>
       <w:r>
         <w:rPr>
@@ -1133,7 +1058,7 @@
           <w:color w:val="000000" w:themeColor="text1"/>
           <w:lang w:val="es-419"/>
         </w:rPr>
-        <w:t xml:space="preserve"> </w:t>
+        <w:t xml:space="preserve">"XXII Jornada Científica de Investigación e Innovación de Ingeniería de Sistemas" </w:t>
       </w:r>
       <w:r>
         <w:rPr>
@@ -1141,25 +1066,7 @@
           <w:color w:val="000000" w:themeColor="text1"/>
           <w:lang w:val="es-419"/>
         </w:rPr>
-        <w:t xml:space="preserve">estuvo dirigida a estudiantes de </w:t>
-      </w:r>
-      <w:r>
-        <w:rPr>
-          <w:rFonts w:ascii="Segoe UI" w:hAnsi="Segoe UI" w:cs="Segoe UI"/>
-          <w:color w:val="000000" w:themeColor="text1"/>
-          <w:lang w:val="es-419"/>
-        </w:rPr>
-        <w:t xml:space="preserve">la Escuela Profesional de </w:t>
-      </w:r>
-      <w:r>
-        <w:rPr>
-          <w:rFonts w:ascii="Segoe UI" w:hAnsi="Segoe UI" w:cs="Segoe UI"/>
-          <w:b/>
-          <w:color w:val="000000" w:themeColor="text1"/>
-          <w:highlight w:val="yellow"/>
-          <w:lang w:val="es-419"/>
-        </w:rPr>
-        <w:t>Ingeniería de Sistemas</w:t>
+        <w:t xml:space="preserve">estuvo dirigida a estudiantes de la Escuela Profesional de </w:t>
       </w:r>
       <w:r>
         <w:rPr>
@@ -1168,7 +1075,7 @@
           <w:color w:val="000000" w:themeColor="text1"/>
           <w:lang w:val="es-419"/>
         </w:rPr>
-        <w:t>,</w:t>
+        <w:t>Ingeniería de Sistemas,</w:t>
       </w:r>
       <w:r>
         <w:rPr>
@@ -1176,48 +1083,30 @@
           <w:color w:val="000000" w:themeColor="text1"/>
           <w:lang w:val="es-419"/>
         </w:rPr>
-        <w:t xml:space="preserve"> </w:t>
-      </w:r>
-      <w:r>
-        <w:rPr>
-          <w:rFonts w:ascii="Segoe UI" w:hAnsi="Segoe UI" w:cs="Segoe UI"/>
+        <w:t xml:space="preserve"> desarrollándose en modalidad presencial en el </w:t>
+      </w:r>
+      <w:r>
+        <w:rPr>
+          <w:rFonts w:ascii="Segoe UI" w:hAnsi="Segoe UI" w:cs="Segoe UI"/>
+          <w:b/>
           <w:color w:val="000000" w:themeColor="text1"/>
           <w:lang w:val="es-419"/>
         </w:rPr>
-        <w:t xml:space="preserve">desarrollándose en modalidad presencial en el </w:t>
+        <w:t>Campus Juliaca</w:t>
+      </w:r>
+      <w:r>
+        <w:rPr>
+          <w:rFonts w:ascii="Segoe UI" w:hAnsi="Segoe UI" w:cs="Segoe UI"/>
+          <w:color w:val="000000" w:themeColor="text1"/>
+          <w:lang w:val="es-419"/>
+        </w:rPr>
+        <w:t xml:space="preserve"> el </w:t>
       </w:r>
       <w:r>
         <w:rPr>
           <w:rFonts w:ascii="Segoe UI" w:hAnsi="Segoe UI" w:cs="Segoe UI"/>
           <w:b/>
           <w:color w:val="000000" w:themeColor="text1"/>
-          <w:highlight w:val="yellow"/>
-          <w:lang w:val="es-419"/>
-        </w:rPr>
-        <w:t>Campus Juliaca</w:t>
-      </w:r>
-      <w:r>
-        <w:rPr>
-          <w:rFonts w:ascii="Segoe UI" w:hAnsi="Segoe UI" w:cs="Segoe UI"/>
-          <w:color w:val="000000" w:themeColor="text1"/>
-          <w:lang w:val="es-419"/>
-        </w:rPr>
-        <w:t xml:space="preserve"> </w:t>
-      </w:r>
-      <w:r>
-        <w:rPr>
-          <w:rFonts w:ascii="Segoe UI" w:hAnsi="Segoe UI" w:cs="Segoe UI"/>
-          <w:color w:val="000000" w:themeColor="text1"/>
-          <w:lang w:val="es-419"/>
-        </w:rPr>
-        <w:t xml:space="preserve">el </w:t>
-      </w:r>
-      <w:r>
-        <w:rPr>
-          <w:rFonts w:ascii="Segoe UI" w:hAnsi="Segoe UI" w:cs="Segoe UI"/>
-          <w:b/>
-          <w:color w:val="000000" w:themeColor="text1"/>
-          <w:highlight w:val="yellow"/>
           <w:lang w:val="es-419"/>
         </w:rPr>
         <w:t>19 de noviembre</w:t>
@@ -1291,7 +1180,7 @@
           <w:szCs w:val="24"/>
           <w:lang w:val="es-ES"/>
         </w:rPr>
-        <w:t xml:space="preserve"> (Ingresado manualmente por el CI)</w:t>
+        <w:t xml:space="preserve"> </w:t>
       </w:r>
     </w:p>
     <w:p>
@@ -1348,7 +1237,7 @@
           <w:szCs w:val="24"/>
           <w:lang w:val="es-ES"/>
         </w:rPr>
-        <w:t xml:space="preserve"> (Generado por el sistema)</w:t>
+        <w:t xml:space="preserve"> </w:t>
       </w:r>
     </w:p>
     <w:p>
@@ -1924,18 +1813,6 @@
           <w:lang w:val="es-419"/>
         </w:rPr>
         <w:t xml:space="preserve"> </w:t>
-      </w:r>
-      <w:r>
-        <w:rPr>
-          <w:rFonts w:ascii="Segoe UI" w:hAnsi="Segoe UI" w:cs="Segoe UI"/>
-          <w:b/>
-          <w:bCs/>
-          <w:color w:val="002060"/>
-          <w:sz w:val="24"/>
-          <w:szCs w:val="24"/>
-          <w:lang w:val="es-ES"/>
-        </w:rPr>
-        <w:t>(Generado por el sistema)</w:t>
       </w:r>
     </w:p>
     <w:p>
@@ -6703,18 +6580,6 @@
         </w:rPr>
         <w:t xml:space="preserve">CONCLUSIONES </w:t>
       </w:r>
-      <w:r>
-        <w:rPr>
-          <w:rFonts w:ascii="Segoe UI" w:hAnsi="Segoe UI" w:cs="Segoe UI"/>
-          <w:b/>
-          <w:bCs/>
-          <w:color w:val="002060"/>
-          <w:sz w:val="24"/>
-          <w:szCs w:val="24"/>
-          <w:lang w:val="es-ES"/>
-        </w:rPr>
-        <w:t>(Ingresado manualmente por el CI)</w:t>
-      </w:r>
     </w:p>
     <w:p>
       <w:pPr>
@@ -6792,7 +6657,6 @@
           <w:lang w:val="es-419"/>
         </w:rPr>
       </w:pPr>
-      <w:proofErr w:type="gramStart"/>
       <w:r>
         <w:rPr>
           <w:rFonts w:ascii="Segoe UI" w:hAnsi="Segoe UI" w:cs="Segoe UI"/>
@@ -6803,31 +6667,6 @@
           <w:lang w:val="es-ES"/>
         </w:rPr>
         <w:t>ANEXOS</w:t>
-      </w:r>
-      <w:r>
-        <w:rPr>
-          <w:rFonts w:ascii="Segoe UI" w:hAnsi="Segoe UI" w:cs="Segoe UI"/>
-          <w:b/>
-          <w:bCs/>
-          <w:color w:val="002060"/>
-          <w:sz w:val="24"/>
-          <w:szCs w:val="24"/>
-          <w:lang w:val="es-ES"/>
-        </w:rPr>
-        <w:t>(</w:t>
-      </w:r>
-      <w:proofErr w:type="gramEnd"/>
-      <w:r>
-        <w:rPr>
-          <w:rFonts w:ascii="Segoe UI" w:hAnsi="Segoe UI" w:cs="Segoe UI"/>
-          <w:b/>
-          <w:bCs/>
-          <w:color w:val="002060"/>
-          <w:sz w:val="24"/>
-          <w:szCs w:val="24"/>
-          <w:lang w:val="es-ES"/>
-        </w:rPr>
-        <w:t>Ingresado manualmente por el CI)</w:t>
       </w:r>
     </w:p>
     <w:p>
@@ -8013,6 +7852,7 @@
     <w:lsdException w:name="HTML Sample" w:semiHidden="1" w:unhideWhenUsed="1"/>
     <w:lsdException w:name="HTML Typewriter" w:semiHidden="1" w:unhideWhenUsed="1"/>
     <w:lsdException w:name="HTML Variable" w:semiHidden="1" w:unhideWhenUsed="1"/>
+    <w:lsdException w:name="Normal Table" w:semiHidden="1" w:unhideWhenUsed="1"/>
     <w:lsdException w:name="annotation subject" w:semiHidden="1" w:unhideWhenUsed="1"/>
     <w:lsdException w:name="No List" w:semiHidden="1" w:unhideWhenUsed="1"/>
     <w:lsdException w:name="Outline List 1" w:semiHidden="1" w:unhideWhenUsed="1"/>
@@ -8059,8 +7899,10 @@
     <w:lsdException w:name="Table Subtle 2" w:semiHidden="1" w:unhideWhenUsed="1"/>
     <w:lsdException w:name="Table Web 1" w:semiHidden="1" w:unhideWhenUsed="1"/>
     <w:lsdException w:name="Table Web 2" w:semiHidden="1" w:unhideWhenUsed="1"/>
+    <w:lsdException w:name="Table Web 3" w:semiHidden="1" w:unhideWhenUsed="1"/>
     <w:lsdException w:name="Balloon Text" w:semiHidden="1" w:unhideWhenUsed="1"/>
     <w:lsdException w:name="Table Grid" w:uiPriority="39"/>
+    <w:lsdException w:name="Table Theme" w:semiHidden="1" w:unhideWhenUsed="1"/>
     <w:lsdException w:name="Placeholder Text" w:semiHidden="1"/>
     <w:lsdException w:name="No Spacing" w:uiPriority="1" w:qFormat="1"/>
     <w:lsdException w:name="Light Shading" w:uiPriority="60"/>

--- a/assets/plantilla_informe.docx
+++ b/assets/plantilla_informe.docx
@@ -65,7 +65,7 @@
                     <a:blip r:embed="rId8">
                       <a:extLst>
                         <a:ext uri="{FF2B5EF4-FFF2-40B4-BE49-F238E27FC236}">
-                          <a16:creationId xmlns:a16="http://schemas.microsoft.com/office/drawing/2014/main" xmlns:a14="http://schemas.microsoft.com/office/drawing/2010/main" xmlns:w16du="http://schemas.microsoft.com/office/word/2023/wordml/word16du" xmlns:w="http://schemas.openxmlformats.org/wordprocessingml/2006/main" xmlns:w10="urn:schemas-microsoft-com:office:word" xmlns:v="urn:schemas-microsoft-com:vml" xmlns:o="urn:schemas-microsoft-com:office:office" xmlns="" id="{953A8966-0478-C449-B886-3FEC40D74CF1}"/>
+                          <a16:creationId xmlns="" xmlns:o="urn:schemas-microsoft-com:office:office" xmlns:v="urn:schemas-microsoft-com:vml" xmlns:w10="urn:schemas-microsoft-com:office:word" xmlns:w="http://schemas.openxmlformats.org/wordprocessingml/2006/main" xmlns:w16du="http://schemas.microsoft.com/office/word/2023/wordml/word16du" xmlns:a14="http://schemas.microsoft.com/office/drawing/2010/main" xmlns:a16="http://schemas.microsoft.com/office/drawing/2014/main" id="{953A8966-0478-C449-B886-3FEC40D74CF1}"/>
                         </a:ext>
                       </a:extLst>
                     </a:blip>
@@ -110,6 +110,16 @@
           <w:szCs w:val="32"/>
         </w:rPr>
       </w:pPr>
+      <w:r>
+        <w:rPr>
+          <w:rFonts w:eastAsia="Quattrocento Sans" w:cstheme="minorHAnsi"/>
+          <w:b/>
+          <w:color w:val="002060"/>
+          <w:sz w:val="36"/>
+          <w:szCs w:val="32"/>
+        </w:rPr>
+        <w:tab/>
+      </w:r>
     </w:p>
     <w:p>
       <w:pPr>
@@ -1261,7 +1271,6 @@
       <w:tblGrid>
         <w:gridCol w:w="518"/>
         <w:gridCol w:w="5430"/>
-        <w:gridCol w:w="1399"/>
       </w:tblGrid>
       <w:tr>
         <w:trPr>
@@ -1321,28 +1330,6 @@
             </w:r>
           </w:p>
         </w:tc>
-        <w:tc>
-          <w:tcPr>
-            <w:tcW w:w="1399" w:type="dxa"/>
-            <w:shd w:val="clear" w:color="auto" w:fill="002060"/>
-          </w:tcPr>
-          <w:p>
-            <w:pPr>
-              <w:jc w:val="center"/>
-            </w:pPr>
-            <w:r>
-              <w:rPr>
-                <w:b/>
-                <w:bCs/>
-                <w:color w:val="FFFFFF" w:themeColor="background1"/>
-                <w:sz w:val="20"/>
-                <w:szCs w:val="20"/>
-                <w:lang w:val="es-419"/>
-              </w:rPr>
-              <w:t>CICLO</w:t>
-            </w:r>
-          </w:p>
-        </w:tc>
       </w:tr>
       <w:tr>
         <w:trPr>
@@ -1396,30 +1383,6 @@
             </w:r>
           </w:p>
         </w:tc>
-        <w:tc>
-          <w:tcPr>
-            <w:tcW w:w="1399" w:type="dxa"/>
-          </w:tcPr>
-          <w:p>
-            <w:pPr>
-              <w:spacing w:line="259" w:lineRule="auto"/>
-              <w:jc w:val="center"/>
-              <w:rPr>
-                <w:rFonts w:ascii="Segoe UI" w:hAnsi="Segoe UI" w:cs="Segoe UI"/>
-                <w:color w:val="000000" w:themeColor="text1"/>
-                <w:lang w:val="es-419"/>
-              </w:rPr>
-            </w:pPr>
-            <w:r>
-              <w:rPr>
-                <w:rFonts w:ascii="Segoe UI" w:hAnsi="Segoe UI" w:cs="Segoe UI"/>
-                <w:color w:val="000000" w:themeColor="text1"/>
-                <w:lang w:val="es-419"/>
-              </w:rPr>
-              <w:t>1</w:t>
-            </w:r>
-          </w:p>
-        </w:tc>
       </w:tr>
       <w:tr>
         <w:trPr>
@@ -1473,30 +1436,6 @@
             </w:r>
           </w:p>
         </w:tc>
-        <w:tc>
-          <w:tcPr>
-            <w:tcW w:w="1399" w:type="dxa"/>
-          </w:tcPr>
-          <w:p>
-            <w:pPr>
-              <w:spacing w:line="259" w:lineRule="auto"/>
-              <w:jc w:val="center"/>
-              <w:rPr>
-                <w:rFonts w:ascii="Segoe UI" w:hAnsi="Segoe UI" w:cs="Segoe UI"/>
-                <w:color w:val="000000" w:themeColor="text1"/>
-                <w:lang w:val="es-419"/>
-              </w:rPr>
-            </w:pPr>
-            <w:r>
-              <w:rPr>
-                <w:rFonts w:ascii="Segoe UI" w:hAnsi="Segoe UI" w:cs="Segoe UI"/>
-                <w:color w:val="000000" w:themeColor="text1"/>
-                <w:lang w:val="es-419"/>
-              </w:rPr>
-              <w:t>2, 3, 4</w:t>
-            </w:r>
-          </w:p>
-        </w:tc>
       </w:tr>
       <w:tr>
         <w:trPr>
@@ -1550,38 +1489,6 @@
             </w:r>
           </w:p>
         </w:tc>
-        <w:tc>
-          <w:tcPr>
-            <w:tcW w:w="1399" w:type="dxa"/>
-          </w:tcPr>
-          <w:p>
-            <w:pPr>
-              <w:spacing w:line="259" w:lineRule="auto"/>
-              <w:jc w:val="center"/>
-              <w:rPr>
-                <w:rFonts w:ascii="Segoe UI" w:hAnsi="Segoe UI" w:cs="Segoe UI"/>
-                <w:color w:val="000000" w:themeColor="text1"/>
-                <w:lang w:val="es-419"/>
-              </w:rPr>
-            </w:pPr>
-            <w:r>
-              <w:rPr>
-                <w:rFonts w:ascii="Segoe UI" w:hAnsi="Segoe UI" w:cs="Segoe UI"/>
-                <w:color w:val="000000" w:themeColor="text1"/>
-                <w:lang w:val="es-419"/>
-              </w:rPr>
-              <w:t>5, 6</w:t>
-            </w:r>
-            <w:r>
-              <w:rPr>
-                <w:rFonts w:ascii="Segoe UI" w:hAnsi="Segoe UI" w:cs="Segoe UI"/>
-                <w:color w:val="000000" w:themeColor="text1"/>
-                <w:lang w:val="es-419"/>
-              </w:rPr>
-              <w:t>, 8</w:t>
-            </w:r>
-          </w:p>
-        </w:tc>
       </w:tr>
       <w:tr>
         <w:trPr>
@@ -1635,38 +1542,6 @@
             </w:r>
           </w:p>
         </w:tc>
-        <w:tc>
-          <w:tcPr>
-            <w:tcW w:w="1399" w:type="dxa"/>
-          </w:tcPr>
-          <w:p>
-            <w:pPr>
-              <w:spacing w:line="259" w:lineRule="auto"/>
-              <w:jc w:val="center"/>
-              <w:rPr>
-                <w:rFonts w:ascii="Segoe UI" w:hAnsi="Segoe UI" w:cs="Segoe UI"/>
-                <w:color w:val="000000" w:themeColor="text1"/>
-                <w:lang w:val="es-419"/>
-              </w:rPr>
-            </w:pPr>
-            <w:r>
-              <w:rPr>
-                <w:rFonts w:ascii="Segoe UI" w:hAnsi="Segoe UI" w:cs="Segoe UI"/>
-                <w:color w:val="000000" w:themeColor="text1"/>
-                <w:lang w:val="es-419"/>
-              </w:rPr>
-              <w:t>7</w:t>
-            </w:r>
-            <w:r>
-              <w:rPr>
-                <w:rFonts w:ascii="Segoe UI" w:hAnsi="Segoe UI" w:cs="Segoe UI"/>
-                <w:color w:val="000000" w:themeColor="text1"/>
-                <w:lang w:val="es-419"/>
-              </w:rPr>
-              <w:t>, 9</w:t>
-            </w:r>
-          </w:p>
-        </w:tc>
       </w:tr>
       <w:tr>
         <w:trPr>
@@ -1718,30 +1593,6 @@
                 <w:lang w:val="es-419"/>
               </w:rPr>
               <w:t>Artículo Científico Empírico</w:t>
-            </w:r>
-          </w:p>
-        </w:tc>
-        <w:tc>
-          <w:tcPr>
-            <w:tcW w:w="1399" w:type="dxa"/>
-          </w:tcPr>
-          <w:p>
-            <w:pPr>
-              <w:spacing w:line="259" w:lineRule="auto"/>
-              <w:jc w:val="center"/>
-              <w:rPr>
-                <w:rFonts w:ascii="Segoe UI" w:hAnsi="Segoe UI" w:cs="Segoe UI"/>
-                <w:color w:val="000000" w:themeColor="text1"/>
-                <w:lang w:val="es-419"/>
-              </w:rPr>
-            </w:pPr>
-            <w:r>
-              <w:rPr>
-                <w:rFonts w:ascii="Segoe UI" w:hAnsi="Segoe UI" w:cs="Segoe UI"/>
-                <w:color w:val="000000" w:themeColor="text1"/>
-                <w:lang w:val="es-419"/>
-              </w:rPr>
-              <w:t>10</w:t>
             </w:r>
           </w:p>
         </w:tc>
@@ -1843,59 +1694,23 @@
           <w:color w:val="002060"/>
           <w:sz w:val="24"/>
           <w:szCs w:val="24"/>
-          <w:lang w:val="es-419"/>
-        </w:rPr>
-        <w:t>Resumen de Trabajos sometidos</w:t>
-      </w:r>
-      <w:r>
-        <w:rPr>
-          <w:rFonts w:ascii="Segoe UI" w:hAnsi="Segoe UI" w:cs="Segoe UI"/>
-          <w:b/>
-          <w:bCs/>
-          <w:color w:val="002060"/>
-          <w:sz w:val="24"/>
-          <w:szCs w:val="24"/>
-          <w:lang w:val="es-419"/>
-        </w:rPr>
-        <w:t xml:space="preserve">, </w:t>
-      </w:r>
-      <w:r>
-        <w:rPr>
-          <w:rFonts w:ascii="Segoe UI" w:hAnsi="Segoe UI" w:cs="Segoe UI"/>
-          <w:b/>
-          <w:bCs/>
-          <w:color w:val="002060"/>
-          <w:sz w:val="24"/>
-          <w:szCs w:val="24"/>
-          <w:lang w:val="es-419"/>
-        </w:rPr>
-        <w:t>aceptados</w:t>
-      </w:r>
-      <w:r>
-        <w:rPr>
-          <w:rFonts w:ascii="Segoe UI" w:hAnsi="Segoe UI" w:cs="Segoe UI"/>
-          <w:b/>
-          <w:bCs/>
-          <w:color w:val="002060"/>
-          <w:sz w:val="24"/>
-          <w:szCs w:val="24"/>
-          <w:lang w:val="es-419"/>
-        </w:rPr>
-        <w:t xml:space="preserve"> y estudiantes asistentes</w:t>
+        </w:rPr>
+        <w:t>Resumen de trabajos de investigación, participación estudiantil y ganadores de la jornada científica</w:t>
       </w:r>
     </w:p>
     <w:tbl>
       <w:tblPr>
         <w:tblStyle w:val="Tablaconcuadrcula"/>
-        <w:tblW w:w="7366" w:type="dxa"/>
-        <w:tblInd w:w="426" w:type="dxa"/>
+        <w:tblW w:w="8554" w:type="dxa"/>
+        <w:tblInd w:w="-5" w:type="dxa"/>
         <w:tblLook w:val="04A0" w:firstRow="1" w:lastRow="0" w:firstColumn="1" w:lastColumn="0" w:noHBand="0" w:noVBand="1"/>
       </w:tblPr>
       <w:tblGrid>
-        <w:gridCol w:w="1329"/>
-        <w:gridCol w:w="1926"/>
-        <w:gridCol w:w="2126"/>
-        <w:gridCol w:w="1985"/>
+        <w:gridCol w:w="1760"/>
+        <w:gridCol w:w="1966"/>
+        <w:gridCol w:w="1816"/>
+        <w:gridCol w:w="1506"/>
+        <w:gridCol w:w="1506"/>
       </w:tblGrid>
       <w:tr>
         <w:trPr>
@@ -1903,7 +1718,7 @@
         </w:trPr>
         <w:tc>
           <w:tcPr>
-            <w:tcW w:w="1329" w:type="dxa"/>
+            <w:tcW w:w="1760" w:type="dxa"/>
             <w:shd w:val="clear" w:color="auto" w:fill="002060"/>
             <w:vAlign w:val="center"/>
           </w:tcPr>
@@ -1926,15 +1741,13 @@
         </w:tc>
         <w:tc>
           <w:tcPr>
-            <w:tcW w:w="1926" w:type="dxa"/>
+            <w:tcW w:w="1966" w:type="dxa"/>
             <w:shd w:val="clear" w:color="auto" w:fill="002060"/>
             <w:vAlign w:val="center"/>
           </w:tcPr>
           <w:p>
             <w:pPr>
               <w:jc w:val="center"/>
-            </w:pPr>
-            <w:r>
               <w:rPr>
                 <w:b/>
                 <w:bCs/>
@@ -1943,19 +1756,8 @@
                 <w:szCs w:val="20"/>
                 <w:lang w:val="es-419"/>
               </w:rPr>
-              <w:t>TRABAJOS DE INVESTIGACIÓN SOMETIDOS</w:t>
-            </w:r>
-          </w:p>
-        </w:tc>
-        <w:tc>
-          <w:tcPr>
-            <w:tcW w:w="2126" w:type="dxa"/>
-            <w:shd w:val="clear" w:color="auto" w:fill="002060"/>
-            <w:vAlign w:val="center"/>
-          </w:tcPr>
-          <w:p>
-            <w:pPr>
-              <w:jc w:val="center"/>
+            </w:pPr>
+            <w:r>
               <w:rPr>
                 <w:b/>
                 <w:bCs/>
@@ -1964,8 +1766,19 @@
                 <w:szCs w:val="20"/>
                 <w:lang w:val="es-419"/>
               </w:rPr>
-            </w:pPr>
-            <w:r>
+              <w:t>TRABAJOS DE INVESTIGACIÓN ACEPTADOS</w:t>
+            </w:r>
+          </w:p>
+        </w:tc>
+        <w:tc>
+          <w:tcPr>
+            <w:tcW w:w="1816" w:type="dxa"/>
+            <w:shd w:val="clear" w:color="auto" w:fill="002060"/>
+            <w:vAlign w:val="center"/>
+          </w:tcPr>
+          <w:p>
+            <w:pPr>
+              <w:jc w:val="center"/>
               <w:rPr>
                 <w:b/>
                 <w:bCs/>
@@ -1974,15 +1787,22 @@
                 <w:szCs w:val="20"/>
                 <w:lang w:val="es-419"/>
               </w:rPr>
-              <w:t>TRABAJOS DE INVESTIGACIÓN ACEPTADOS</w:t>
-            </w:r>
-          </w:p>
-        </w:tc>
-        <w:tc>
-          <w:tcPr>
-            <w:tcW w:w="1985" w:type="dxa"/>
+            </w:pPr>
+            <w:r>
+              <w:rPr>
+                <w:b/>
+                <w:bCs/>
+                <w:sz w:val="20"/>
+                <w:szCs w:val="20"/>
+              </w:rPr>
+              <w:t>TRABAJOS DE INVESTIGACION QUE SE PRESENTARON</w:t>
+            </w:r>
+          </w:p>
+        </w:tc>
+        <w:tc>
+          <w:tcPr>
+            <w:tcW w:w="1506" w:type="dxa"/>
             <w:shd w:val="clear" w:color="auto" w:fill="002060"/>
-            <w:vAlign w:val="center"/>
           </w:tcPr>
           <w:p>
             <w:pPr>
@@ -2000,12 +1820,38 @@
               <w:rPr>
                 <w:b/>
                 <w:bCs/>
+                <w:sz w:val="20"/>
+                <w:szCs w:val="20"/>
+              </w:rPr>
+              <w:t>EXPOSICION BANNER</w:t>
+            </w:r>
+          </w:p>
+        </w:tc>
+        <w:tc>
+          <w:tcPr>
+            <w:tcW w:w="1506" w:type="dxa"/>
+            <w:shd w:val="clear" w:color="auto" w:fill="002060"/>
+          </w:tcPr>
+          <w:p>
+            <w:pPr>
+              <w:jc w:val="center"/>
+              <w:rPr>
+                <w:b/>
+                <w:bCs/>
                 <w:color w:val="FFFFFF" w:themeColor="background1"/>
                 <w:sz w:val="20"/>
                 <w:szCs w:val="20"/>
                 <w:lang w:val="es-419"/>
               </w:rPr>
-              <w:t>ESTUDIANTES ASISTENTES</w:t>
+            </w:pPr>
+            <w:r>
+              <w:rPr>
+                <w:b/>
+                <w:bCs/>
+                <w:sz w:val="20"/>
+                <w:szCs w:val="20"/>
+              </w:rPr>
+              <w:t>EXPOSICION ORAL</w:t>
             </w:r>
           </w:p>
         </w:tc>
@@ -2016,7 +1862,7 @@
         </w:trPr>
         <w:tc>
           <w:tcPr>
-            <w:tcW w:w="1329" w:type="dxa"/>
+            <w:tcW w:w="1760" w:type="dxa"/>
             <w:shd w:val="clear" w:color="auto" w:fill="DAE8F8"/>
           </w:tcPr>
           <w:p>
@@ -2037,7 +1883,7 @@
         </w:tc>
         <w:tc>
           <w:tcPr>
-            <w:tcW w:w="1926" w:type="dxa"/>
+            <w:tcW w:w="1966" w:type="dxa"/>
             <w:vAlign w:val="center"/>
           </w:tcPr>
           <w:p>
@@ -2053,13 +1899,13 @@
                 <w:rFonts w:ascii="Segoe UI" w:hAnsi="Segoe UI" w:cs="Segoe UI"/>
                 <w:lang w:val="es-419"/>
               </w:rPr>
-              <w:t>10</w:t>
-            </w:r>
-          </w:p>
-        </w:tc>
-        <w:tc>
-          <w:tcPr>
-            <w:tcW w:w="2126" w:type="dxa"/>
+              <w:t>8</w:t>
+            </w:r>
+          </w:p>
+        </w:tc>
+        <w:tc>
+          <w:tcPr>
+            <w:tcW w:w="1816" w:type="dxa"/>
             <w:vAlign w:val="center"/>
           </w:tcPr>
           <w:p>
@@ -2075,14 +1921,13 @@
                 <w:rFonts w:ascii="Segoe UI" w:hAnsi="Segoe UI" w:cs="Segoe UI"/>
                 <w:lang w:val="es-419"/>
               </w:rPr>
-              <w:t>8</w:t>
-            </w:r>
-          </w:p>
-        </w:tc>
-        <w:tc>
-          <w:tcPr>
-            <w:tcW w:w="1985" w:type="dxa"/>
-            <w:vAlign w:val="center"/>
+              <w:t>29</w:t>
+            </w:r>
+          </w:p>
+        </w:tc>
+        <w:tc>
+          <w:tcPr>
+            <w:tcW w:w="1506" w:type="dxa"/>
           </w:tcPr>
           <w:p>
             <w:pPr>
@@ -2092,13 +1937,20 @@
                 <w:lang w:val="es-419"/>
               </w:rPr>
             </w:pPr>
-            <w:r>
+          </w:p>
+        </w:tc>
+        <w:tc>
+          <w:tcPr>
+            <w:tcW w:w="1506" w:type="dxa"/>
+          </w:tcPr>
+          <w:p>
+            <w:pPr>
+              <w:jc w:val="center"/>
               <w:rPr>
                 <w:rFonts w:ascii="Segoe UI" w:hAnsi="Segoe UI" w:cs="Segoe UI"/>
                 <w:lang w:val="es-419"/>
               </w:rPr>
-              <w:t>29</w:t>
-            </w:r>
+            </w:pPr>
           </w:p>
         </w:tc>
       </w:tr>
@@ -2108,7 +1960,7 @@
         </w:trPr>
         <w:tc>
           <w:tcPr>
-            <w:tcW w:w="1329" w:type="dxa"/>
+            <w:tcW w:w="1760" w:type="dxa"/>
             <w:shd w:val="clear" w:color="auto" w:fill="DAE8F8"/>
           </w:tcPr>
           <w:p>
@@ -2129,7 +1981,7 @@
         </w:tc>
         <w:tc>
           <w:tcPr>
-            <w:tcW w:w="1926" w:type="dxa"/>
+            <w:tcW w:w="1966" w:type="dxa"/>
             <w:vAlign w:val="center"/>
           </w:tcPr>
           <w:p>
@@ -2141,48 +1993,58 @@
                 <w:rFonts w:ascii="Segoe UI" w:hAnsi="Segoe UI" w:cs="Segoe UI"/>
                 <w:lang w:val="es-419"/>
               </w:rPr>
-              <w:t>50</w:t>
-            </w:r>
-          </w:p>
-        </w:tc>
-        <w:tc>
-          <w:tcPr>
-            <w:tcW w:w="2126" w:type="dxa"/>
+              <w:t>32</w:t>
+            </w:r>
+          </w:p>
+        </w:tc>
+        <w:tc>
+          <w:tcPr>
+            <w:tcW w:w="1816" w:type="dxa"/>
             <w:vAlign w:val="center"/>
           </w:tcPr>
           <w:p>
             <w:pPr>
               <w:jc w:val="center"/>
-            </w:pPr>
-            <w:r>
               <w:rPr>
                 <w:rFonts w:ascii="Segoe UI" w:hAnsi="Segoe UI" w:cs="Segoe UI"/>
                 <w:lang w:val="es-419"/>
               </w:rPr>
-              <w:t>32</w:t>
-            </w:r>
-          </w:p>
-        </w:tc>
-        <w:tc>
-          <w:tcPr>
-            <w:tcW w:w="1985" w:type="dxa"/>
-            <w:vAlign w:val="center"/>
-          </w:tcPr>
-          <w:p>
-            <w:pPr>
-              <w:jc w:val="center"/>
+            </w:pPr>
+            <w:r>
               <w:rPr>
                 <w:rFonts w:ascii="Segoe UI" w:hAnsi="Segoe UI" w:cs="Segoe UI"/>
                 <w:lang w:val="es-419"/>
               </w:rPr>
-            </w:pPr>
-            <w:r>
+              <w:t>20</w:t>
+            </w:r>
+          </w:p>
+        </w:tc>
+        <w:tc>
+          <w:tcPr>
+            <w:tcW w:w="1506" w:type="dxa"/>
+          </w:tcPr>
+          <w:p>
+            <w:pPr>
+              <w:jc w:val="center"/>
               <w:rPr>
                 <w:rFonts w:ascii="Segoe UI" w:hAnsi="Segoe UI" w:cs="Segoe UI"/>
                 <w:lang w:val="es-419"/>
               </w:rPr>
-              <w:t>20</w:t>
-            </w:r>
+            </w:pPr>
+          </w:p>
+        </w:tc>
+        <w:tc>
+          <w:tcPr>
+            <w:tcW w:w="1506" w:type="dxa"/>
+          </w:tcPr>
+          <w:p>
+            <w:pPr>
+              <w:jc w:val="center"/>
+              <w:rPr>
+                <w:rFonts w:ascii="Segoe UI" w:hAnsi="Segoe UI" w:cs="Segoe UI"/>
+                <w:lang w:val="es-419"/>
+              </w:rPr>
+            </w:pPr>
           </w:p>
         </w:tc>
       </w:tr>
@@ -2192,7 +2054,7 @@
         </w:trPr>
         <w:tc>
           <w:tcPr>
-            <w:tcW w:w="1329" w:type="dxa"/>
+            <w:tcW w:w="1760" w:type="dxa"/>
             <w:shd w:val="clear" w:color="auto" w:fill="DAE8F8"/>
           </w:tcPr>
           <w:p>
@@ -2213,64 +2075,74 @@
         </w:tc>
         <w:tc>
           <w:tcPr>
-            <w:tcW w:w="1926" w:type="dxa"/>
+            <w:tcW w:w="1966" w:type="dxa"/>
             <w:vAlign w:val="center"/>
           </w:tcPr>
           <w:p>
             <w:pPr>
               <w:jc w:val="center"/>
-            </w:pPr>
-            <w:r>
               <w:rPr>
                 <w:rFonts w:ascii="Segoe UI" w:hAnsi="Segoe UI" w:cs="Segoe UI"/>
                 <w:lang w:val="es-419"/>
               </w:rPr>
-              <w:t>25</w:t>
-            </w:r>
-          </w:p>
-        </w:tc>
-        <w:tc>
-          <w:tcPr>
-            <w:tcW w:w="2126" w:type="dxa"/>
-            <w:vAlign w:val="center"/>
-          </w:tcPr>
-          <w:p>
-            <w:pPr>
-              <w:jc w:val="center"/>
+            </w:pPr>
+            <w:r>
               <w:rPr>
                 <w:rFonts w:ascii="Segoe UI" w:hAnsi="Segoe UI" w:cs="Segoe UI"/>
                 <w:lang w:val="es-419"/>
               </w:rPr>
-            </w:pPr>
-            <w:r>
+              <w:t>24</w:t>
+            </w:r>
+          </w:p>
+        </w:tc>
+        <w:tc>
+          <w:tcPr>
+            <w:tcW w:w="1816" w:type="dxa"/>
+            <w:vAlign w:val="center"/>
+          </w:tcPr>
+          <w:p>
+            <w:pPr>
+              <w:jc w:val="center"/>
               <w:rPr>
                 <w:rFonts w:ascii="Segoe UI" w:hAnsi="Segoe UI" w:cs="Segoe UI"/>
                 <w:lang w:val="es-419"/>
               </w:rPr>
-              <w:t>24</w:t>
-            </w:r>
-          </w:p>
-        </w:tc>
-        <w:tc>
-          <w:tcPr>
-            <w:tcW w:w="1985" w:type="dxa"/>
-            <w:vAlign w:val="center"/>
-          </w:tcPr>
-          <w:p>
-            <w:pPr>
-              <w:jc w:val="center"/>
+            </w:pPr>
+            <w:r>
               <w:rPr>
                 <w:rFonts w:ascii="Segoe UI" w:hAnsi="Segoe UI" w:cs="Segoe UI"/>
                 <w:lang w:val="es-419"/>
               </w:rPr>
-            </w:pPr>
-            <w:r>
+              <w:t>30</w:t>
+            </w:r>
+          </w:p>
+        </w:tc>
+        <w:tc>
+          <w:tcPr>
+            <w:tcW w:w="1506" w:type="dxa"/>
+          </w:tcPr>
+          <w:p>
+            <w:pPr>
+              <w:jc w:val="center"/>
               <w:rPr>
                 <w:rFonts w:ascii="Segoe UI" w:hAnsi="Segoe UI" w:cs="Segoe UI"/>
                 <w:lang w:val="es-419"/>
               </w:rPr>
-              <w:t>30</w:t>
-            </w:r>
+            </w:pPr>
+          </w:p>
+        </w:tc>
+        <w:tc>
+          <w:tcPr>
+            <w:tcW w:w="1506" w:type="dxa"/>
+          </w:tcPr>
+          <w:p>
+            <w:pPr>
+              <w:jc w:val="center"/>
+              <w:rPr>
+                <w:rFonts w:ascii="Segoe UI" w:hAnsi="Segoe UI" w:cs="Segoe UI"/>
+                <w:lang w:val="es-419"/>
+              </w:rPr>
+            </w:pPr>
           </w:p>
         </w:tc>
       </w:tr>
@@ -2280,7 +2152,7 @@
         </w:trPr>
         <w:tc>
           <w:tcPr>
-            <w:tcW w:w="1329" w:type="dxa"/>
+            <w:tcW w:w="1760" w:type="dxa"/>
             <w:shd w:val="clear" w:color="auto" w:fill="DAE8F8"/>
           </w:tcPr>
           <w:p>
@@ -2301,7 +2173,7 @@
         </w:tc>
         <w:tc>
           <w:tcPr>
-            <w:tcW w:w="1926" w:type="dxa"/>
+            <w:tcW w:w="1966" w:type="dxa"/>
             <w:vAlign w:val="center"/>
           </w:tcPr>
           <w:p>
@@ -2319,42 +2191,52 @@
         </w:tc>
         <w:tc>
           <w:tcPr>
-            <w:tcW w:w="2126" w:type="dxa"/>
+            <w:tcW w:w="1816" w:type="dxa"/>
             <w:vAlign w:val="center"/>
           </w:tcPr>
           <w:p>
             <w:pPr>
               <w:jc w:val="center"/>
-            </w:pPr>
-            <w:r>
               <w:rPr>
                 <w:rFonts w:ascii="Segoe UI" w:hAnsi="Segoe UI" w:cs="Segoe UI"/>
                 <w:lang w:val="es-419"/>
               </w:rPr>
-              <w:t>10</w:t>
-            </w:r>
-          </w:p>
-        </w:tc>
-        <w:tc>
-          <w:tcPr>
-            <w:tcW w:w="1985" w:type="dxa"/>
-            <w:vAlign w:val="center"/>
-          </w:tcPr>
-          <w:p>
-            <w:pPr>
-              <w:jc w:val="center"/>
+            </w:pPr>
+            <w:r>
               <w:rPr>
                 <w:rFonts w:ascii="Segoe UI" w:hAnsi="Segoe UI" w:cs="Segoe UI"/>
                 <w:lang w:val="es-419"/>
               </w:rPr>
-            </w:pPr>
-            <w:r>
+              <w:t>28</w:t>
+            </w:r>
+          </w:p>
+        </w:tc>
+        <w:tc>
+          <w:tcPr>
+            <w:tcW w:w="1506" w:type="dxa"/>
+          </w:tcPr>
+          <w:p>
+            <w:pPr>
+              <w:jc w:val="center"/>
               <w:rPr>
                 <w:rFonts w:ascii="Segoe UI" w:hAnsi="Segoe UI" w:cs="Segoe UI"/>
                 <w:lang w:val="es-419"/>
               </w:rPr>
-              <w:t>28</w:t>
-            </w:r>
+            </w:pPr>
+          </w:p>
+        </w:tc>
+        <w:tc>
+          <w:tcPr>
+            <w:tcW w:w="1506" w:type="dxa"/>
+          </w:tcPr>
+          <w:p>
+            <w:pPr>
+              <w:jc w:val="center"/>
+              <w:rPr>
+                <w:rFonts w:ascii="Segoe UI" w:hAnsi="Segoe UI" w:cs="Segoe UI"/>
+                <w:lang w:val="es-419"/>
+              </w:rPr>
+            </w:pPr>
           </w:p>
         </w:tc>
       </w:tr>
@@ -2364,7 +2246,7 @@
         </w:trPr>
         <w:tc>
           <w:tcPr>
-            <w:tcW w:w="1329" w:type="dxa"/>
+            <w:tcW w:w="1760" w:type="dxa"/>
             <w:shd w:val="clear" w:color="auto" w:fill="DAE8F8"/>
           </w:tcPr>
           <w:p>
@@ -2385,7 +2267,7 @@
         </w:tc>
         <w:tc>
           <w:tcPr>
-            <w:tcW w:w="1926" w:type="dxa"/>
+            <w:tcW w:w="1966" w:type="dxa"/>
             <w:vAlign w:val="center"/>
           </w:tcPr>
           <w:p>
@@ -2403,49 +2285,52 @@
         </w:tc>
         <w:tc>
           <w:tcPr>
-            <w:tcW w:w="2126" w:type="dxa"/>
+            <w:tcW w:w="1816" w:type="dxa"/>
             <w:vAlign w:val="center"/>
           </w:tcPr>
           <w:p>
             <w:pPr>
               <w:jc w:val="center"/>
-            </w:pPr>
-            <w:r>
               <w:rPr>
                 <w:rFonts w:ascii="Segoe UI" w:hAnsi="Segoe UI" w:cs="Segoe UI"/>
                 <w:lang w:val="es-419"/>
               </w:rPr>
-              <w:t>8</w:t>
-            </w:r>
-          </w:p>
-        </w:tc>
-        <w:tc>
-          <w:tcPr>
-            <w:tcW w:w="1985" w:type="dxa"/>
-            <w:vAlign w:val="center"/>
-          </w:tcPr>
-          <w:p>
-            <w:pPr>
-              <w:jc w:val="center"/>
+            </w:pPr>
+            <w:r>
               <w:rPr>
                 <w:rFonts w:ascii="Segoe UI" w:hAnsi="Segoe UI" w:cs="Segoe UI"/>
                 <w:lang w:val="es-419"/>
               </w:rPr>
-            </w:pPr>
-            <w:r>
+              <w:t xml:space="preserve">30 </w:t>
+            </w:r>
+          </w:p>
+        </w:tc>
+        <w:tc>
+          <w:tcPr>
+            <w:tcW w:w="1506" w:type="dxa"/>
+          </w:tcPr>
+          <w:p>
+            <w:pPr>
+              <w:jc w:val="center"/>
               <w:rPr>
                 <w:rFonts w:ascii="Segoe UI" w:hAnsi="Segoe UI" w:cs="Segoe UI"/>
                 <w:lang w:val="es-419"/>
               </w:rPr>
-              <w:t>30</w:t>
-            </w:r>
-            <w:r>
+            </w:pPr>
+          </w:p>
+        </w:tc>
+        <w:tc>
+          <w:tcPr>
+            <w:tcW w:w="1506" w:type="dxa"/>
+          </w:tcPr>
+          <w:p>
+            <w:pPr>
+              <w:jc w:val="center"/>
               <w:rPr>
                 <w:rFonts w:ascii="Segoe UI" w:hAnsi="Segoe UI" w:cs="Segoe UI"/>
                 <w:lang w:val="es-419"/>
               </w:rPr>
-              <w:t xml:space="preserve"> </w:t>
-            </w:r>
+            </w:pPr>
           </w:p>
         </w:tc>
       </w:tr>
@@ -2455,7 +2340,7 @@
         </w:trPr>
         <w:tc>
           <w:tcPr>
-            <w:tcW w:w="1329" w:type="dxa"/>
+            <w:tcW w:w="1760" w:type="dxa"/>
             <w:shd w:val="clear" w:color="auto" w:fill="DAE8F8"/>
           </w:tcPr>
           <w:p>
@@ -2480,48 +2365,47 @@
         </w:tc>
         <w:tc>
           <w:tcPr>
-            <w:tcW w:w="1926" w:type="dxa"/>
+            <w:tcW w:w="1966" w:type="dxa"/>
             <w:vAlign w:val="center"/>
           </w:tcPr>
           <w:p>
             <w:pPr>
               <w:jc w:val="center"/>
+            </w:pPr>
+            <w:r>
               <w:rPr>
                 <w:rFonts w:ascii="Segoe UI" w:hAnsi="Segoe UI" w:cs="Segoe UI"/>
                 <w:lang w:val="es-419"/>
               </w:rPr>
-            </w:pPr>
-            <w:r>
+              <w:t>82</w:t>
+            </w:r>
+          </w:p>
+        </w:tc>
+        <w:tc>
+          <w:tcPr>
+            <w:tcW w:w="1816" w:type="dxa"/>
+            <w:vAlign w:val="center"/>
+          </w:tcPr>
+          <w:p>
+            <w:pPr>
+              <w:jc w:val="center"/>
               <w:rPr>
                 <w:rFonts w:ascii="Segoe UI" w:hAnsi="Segoe UI" w:cs="Segoe UI"/>
                 <w:lang w:val="es-419"/>
               </w:rPr>
-              <w:t>103</w:t>
-            </w:r>
-          </w:p>
-        </w:tc>
-        <w:tc>
-          <w:tcPr>
-            <w:tcW w:w="2126" w:type="dxa"/>
-            <w:vAlign w:val="center"/>
-          </w:tcPr>
-          <w:p>
-            <w:pPr>
-              <w:jc w:val="center"/>
             </w:pPr>
             <w:r>
               <w:rPr>
                 <w:rFonts w:ascii="Segoe UI" w:hAnsi="Segoe UI" w:cs="Segoe UI"/>
                 <w:lang w:val="es-419"/>
               </w:rPr>
-              <w:t>82</w:t>
-            </w:r>
-          </w:p>
-        </w:tc>
-        <w:tc>
-          <w:tcPr>
-            <w:tcW w:w="1985" w:type="dxa"/>
-            <w:vAlign w:val="center"/>
+              <w:t>137</w:t>
+            </w:r>
+          </w:p>
+        </w:tc>
+        <w:tc>
+          <w:tcPr>
+            <w:tcW w:w="1506" w:type="dxa"/>
           </w:tcPr>
           <w:p>
             <w:pPr>
@@ -2531,13 +2415,20 @@
                 <w:lang w:val="es-419"/>
               </w:rPr>
             </w:pPr>
-            <w:r>
+          </w:p>
+        </w:tc>
+        <w:tc>
+          <w:tcPr>
+            <w:tcW w:w="1506" w:type="dxa"/>
+          </w:tcPr>
+          <w:p>
+            <w:pPr>
+              <w:jc w:val="center"/>
               <w:rPr>
                 <w:rFonts w:ascii="Segoe UI" w:hAnsi="Segoe UI" w:cs="Segoe UI"/>
                 <w:lang w:val="es-419"/>
               </w:rPr>
-              <w:t>137</w:t>
-            </w:r>
+            </w:pPr>
           </w:p>
         </w:tc>
       </w:tr>
@@ -2554,6 +2445,282 @@
         <w:t>Tabla 02. Resumen de trabajos sometidos</w:t>
       </w:r>
     </w:p>
+    <w:tbl>
+      <w:tblPr>
+        <w:tblW w:w="8500" w:type="dxa"/>
+        <w:tblBorders>
+          <w:top w:val="single" w:sz="4" w:space="0" w:color="1E3A5F"/>
+          <w:left w:val="single" w:sz="4" w:space="0" w:color="1E3A5F"/>
+          <w:bottom w:val="single" w:sz="4" w:space="0" w:color="1E3A5F"/>
+          <w:right w:val="single" w:sz="4" w:space="0" w:color="1E3A5F"/>
+          <w:insideH w:val="single" w:sz="4" w:space="0" w:color="1E3A5F"/>
+          <w:insideV w:val="single" w:sz="4" w:space="0" w:color="1E3A5F"/>
+        </w:tblBorders>
+        <w:tblLook w:val="04A0" w:firstRow="1" w:lastRow="0" w:firstColumn="1" w:lastColumn="0" w:noHBand="0" w:noVBand="1"/>
+      </w:tblPr>
+      <w:tblGrid>
+        <w:gridCol w:w="2340"/>
+        <w:gridCol w:w="6160"/>
+      </w:tblGrid>
+      <w:tr>
+        <w:trPr>
+          <w:trHeight w:val="560"/>
+        </w:trPr>
+        <w:tc>
+          <w:tcPr>
+            <w:tcW w:w="2340" w:type="dxa"/>
+            <w:shd w:val="clear" w:color="auto" w:fill="1E3A5F"/>
+          </w:tcPr>
+          <w:p>
+            <w:pPr>
+              <w:jc w:val="center"/>
+              <w:rPr>
+                <w:b/>
+                <w:bCs/>
+                <w:sz w:val="20"/>
+                <w:szCs w:val="20"/>
+              </w:rPr>
+            </w:pPr>
+            <w:r>
+              <w:rPr>
+                <w:b/>
+                <w:bCs/>
+                <w:sz w:val="20"/>
+                <w:szCs w:val="20"/>
+              </w:rPr>
+              <w:t>INDICADOR</w:t>
+            </w:r>
+          </w:p>
+        </w:tc>
+        <w:tc>
+          <w:tcPr>
+            <w:tcW w:w="6160" w:type="dxa"/>
+            <w:tcBorders>
+              <w:bottom w:val="single" w:sz="4" w:space="0" w:color="auto"/>
+            </w:tcBorders>
+            <w:shd w:val="clear" w:color="auto" w:fill="1E3A5F"/>
+          </w:tcPr>
+          <w:p>
+            <w:pPr>
+              <w:jc w:val="center"/>
+              <w:rPr>
+                <w:b/>
+                <w:bCs/>
+                <w:color w:val="FFFFFF"/>
+                <w:sz w:val="20"/>
+                <w:szCs w:val="20"/>
+              </w:rPr>
+            </w:pPr>
+            <w:r>
+              <w:rPr>
+                <w:b/>
+                <w:bCs/>
+                <w:color w:val="FFFFFF"/>
+                <w:sz w:val="20"/>
+                <w:szCs w:val="20"/>
+              </w:rPr>
+              <w:t>NRO VALOR</w:t>
+            </w:r>
+          </w:p>
+        </w:tc>
+      </w:tr>
+      <w:tr>
+        <w:trPr>
+          <w:trHeight w:val="400"/>
+        </w:trPr>
+        <w:tc>
+          <w:tcPr>
+            <w:tcW w:w="2340" w:type="dxa"/>
+            <w:shd w:val="clear" w:color="auto" w:fill="FFFFFF"/>
+          </w:tcPr>
+          <w:p>
+            <w:proofErr w:type="spellStart"/>
+            <w:r>
+              <w:rPr>
+                <w:sz w:val="20"/>
+              </w:rPr>
+              <w:t>Numero</w:t>
+            </w:r>
+            <w:proofErr w:type="spellEnd"/>
+            <w:r>
+              <w:rPr>
+                <w:sz w:val="20"/>
+              </w:rPr>
+              <w:t xml:space="preserve"> de estudiantes matriculados </w:t>
+            </w:r>
+          </w:p>
+        </w:tc>
+        <w:tc>
+          <w:tcPr>
+            <w:tcW w:w="6160" w:type="dxa"/>
+            <w:tcBorders>
+              <w:top w:val="single" w:sz="4" w:space="0" w:color="auto"/>
+            </w:tcBorders>
+            <w:shd w:val="clear" w:color="auto" w:fill="FFFFFF"/>
+          </w:tcPr>
+          <w:p>
+            <w:pPr>
+              <w:jc w:val="center"/>
+            </w:pPr>
+          </w:p>
+        </w:tc>
+      </w:tr>
+      <w:tr>
+        <w:trPr>
+          <w:trHeight w:val="400"/>
+        </w:trPr>
+        <w:tc>
+          <w:tcPr>
+            <w:tcW w:w="2340" w:type="dxa"/>
+            <w:shd w:val="clear" w:color="auto" w:fill="EEF2F7"/>
+          </w:tcPr>
+          <w:p>
+            <w:r>
+              <w:rPr>
+                <w:sz w:val="20"/>
+              </w:rPr>
+              <w:t>Número de estudiantes que participan como asistentes</w:t>
+            </w:r>
+          </w:p>
+        </w:tc>
+        <w:tc>
+          <w:tcPr>
+            <w:tcW w:w="6160" w:type="dxa"/>
+            <w:shd w:val="clear" w:color="auto" w:fill="EEF2F7"/>
+          </w:tcPr>
+          <w:p>
+            <w:pPr>
+              <w:jc w:val="center"/>
+            </w:pPr>
+            <w:r>
+              <w:rPr>
+                <w:sz w:val="20"/>
+              </w:rPr>
+              <w:t xml:space="preserve"> </w:t>
+            </w:r>
+          </w:p>
+        </w:tc>
+      </w:tr>
+      <w:tr>
+        <w:trPr>
+          <w:trHeight w:val="400"/>
+        </w:trPr>
+        <w:tc>
+          <w:tcPr>
+            <w:tcW w:w="2340" w:type="dxa"/>
+            <w:shd w:val="clear" w:color="auto" w:fill="FFFFFF"/>
+          </w:tcPr>
+          <w:p>
+            <w:pPr>
+              <w:rPr>
+                <w:sz w:val="20"/>
+              </w:rPr>
+            </w:pPr>
+            <w:proofErr w:type="spellStart"/>
+            <w:r>
+              <w:rPr>
+                <w:sz w:val="20"/>
+              </w:rPr>
+              <w:t>Numero</w:t>
+            </w:r>
+            <w:proofErr w:type="spellEnd"/>
+            <w:r>
+              <w:rPr>
+                <w:sz w:val="20"/>
+              </w:rPr>
+              <w:t xml:space="preserve"> de estudiantes inscritos en la jornada </w:t>
+            </w:r>
+            <w:proofErr w:type="spellStart"/>
+            <w:r>
+              <w:rPr>
+                <w:sz w:val="20"/>
+              </w:rPr>
+              <w:t>cientifica</w:t>
+            </w:r>
+            <w:proofErr w:type="spellEnd"/>
+          </w:p>
+        </w:tc>
+        <w:tc>
+          <w:tcPr>
+            <w:tcW w:w="6160" w:type="dxa"/>
+            <w:shd w:val="clear" w:color="auto" w:fill="FFFFFF"/>
+          </w:tcPr>
+          <w:p>
+            <w:pPr>
+              <w:jc w:val="center"/>
+              <w:rPr>
+                <w:sz w:val="20"/>
+              </w:rPr>
+            </w:pPr>
+          </w:p>
+        </w:tc>
+      </w:tr>
+      <w:tr>
+        <w:trPr>
+          <w:trHeight w:val="400"/>
+        </w:trPr>
+        <w:tc>
+          <w:tcPr>
+            <w:tcW w:w="2340" w:type="dxa"/>
+            <w:shd w:val="clear" w:color="auto" w:fill="FFFFFF"/>
+          </w:tcPr>
+          <w:p>
+            <w:proofErr w:type="spellStart"/>
+            <w:r>
+              <w:rPr>
+                <w:sz w:val="20"/>
+              </w:rPr>
+              <w:t>Numero</w:t>
+            </w:r>
+            <w:proofErr w:type="spellEnd"/>
+            <w:r>
+              <w:rPr>
+                <w:sz w:val="20"/>
+              </w:rPr>
+              <w:t xml:space="preserve"> de estudiantes que exponen</w:t>
+            </w:r>
+          </w:p>
+        </w:tc>
+        <w:tc>
+          <w:tcPr>
+            <w:tcW w:w="6160" w:type="dxa"/>
+            <w:shd w:val="clear" w:color="auto" w:fill="FFFFFF"/>
+          </w:tcPr>
+          <w:p>
+            <w:pPr>
+              <w:jc w:val="center"/>
+            </w:pPr>
+            <w:r>
+              <w:rPr>
+                <w:sz w:val="20"/>
+              </w:rPr>
+              <w:t xml:space="preserve"> </w:t>
+            </w:r>
+          </w:p>
+        </w:tc>
+      </w:tr>
+    </w:tbl>
+    <w:p>
+      <w:pPr>
+        <w:jc w:val="center"/>
+        <w:rPr>
+          <w:i/>
+          <w:iCs/>
+          <w:sz w:val="18"/>
+          <w:szCs w:val="18"/>
+        </w:rPr>
+      </w:pPr>
+      <w:r>
+        <w:rPr>
+          <w:i/>
+          <w:iCs/>
+          <w:sz w:val="18"/>
+          <w:szCs w:val="18"/>
+        </w:rPr>
+        <w:t>Tabla 03. Resumen de indicadores</w:t>
+      </w:r>
+    </w:p>
+    <w:p/>
     <w:tbl>
       <w:tblPr>
         <w:tblW w:w="0" w:type="auto"/>
@@ -3304,7 +3471,15 @@
                 <w:rFonts w:eastAsia="Aptos Narrow" w:cstheme="minorHAnsi"/>
                 <w:color w:val="000000" w:themeColor="text1"/>
               </w:rPr>
-              <w:t>La inteligencia artificial en la vida de los estudiantes universitarios en el Perú</w:t>
+              <w:t xml:space="preserve">La inteligencia artificial en la vida de los </w:t>
+            </w:r>
+            <w:r>
+              <w:rPr>
+                <w:rFonts w:eastAsia="Aptos Narrow" w:cstheme="minorHAnsi"/>
+                <w:color w:val="000000" w:themeColor="text1"/>
+              </w:rPr>
+              <w:lastRenderedPageBreak/>
+              <w:t>estudiantes universitarios en el Perú</w:t>
             </w:r>
           </w:p>
         </w:tc>
@@ -3337,6 +3512,7 @@
                 <w:rFonts w:eastAsia="Aptos Narrow" w:cstheme="minorHAnsi"/>
                 <w:color w:val="000000" w:themeColor="text1"/>
               </w:rPr>
+              <w:lastRenderedPageBreak/>
               <w:t>ESCOBAR MAMANI ALEXANDER AQUILES</w:t>
             </w:r>
           </w:p>
@@ -5126,7 +5302,15 @@
                 <w:rFonts w:eastAsia="Aptos Narrow" w:cstheme="minorHAnsi"/>
                 <w:color w:val="000000" w:themeColor="text1"/>
               </w:rPr>
-              <w:t>Un Enfoque Híbrido de OCR Inteligente para la Extracción de Datos de Documentos Gubernamentales Peruanos</w:t>
+              <w:t xml:space="preserve">Un Enfoque Híbrido de OCR Inteligente para la Extracción de Datos de Documentos </w:t>
+            </w:r>
+            <w:r>
+              <w:rPr>
+                <w:rFonts w:eastAsia="Aptos Narrow" w:cstheme="minorHAnsi"/>
+                <w:color w:val="000000" w:themeColor="text1"/>
+              </w:rPr>
+              <w:lastRenderedPageBreak/>
+              <w:t>Gubernamentales Peruanos</w:t>
             </w:r>
           </w:p>
         </w:tc>
@@ -5159,6 +5343,7 @@
                 <w:rFonts w:eastAsia="Aptos Narrow" w:cstheme="minorHAnsi"/>
                 <w:color w:val="000000" w:themeColor="text1"/>
               </w:rPr>
+              <w:lastRenderedPageBreak/>
               <w:t>Mamani Carta Darwin Paul</w:t>
             </w:r>
           </w:p>
@@ -5913,15 +6098,7 @@
                 <w:rFonts w:eastAsia="Aptos Narrow" w:cstheme="minorHAnsi"/>
                 <w:color w:val="000000" w:themeColor="text1"/>
               </w:rPr>
-              <w:t xml:space="preserve">Validando la Viabilidad de YOLOv8 para Detección de </w:t>
-            </w:r>
-            <w:r>
-              <w:rPr>
-                <w:rFonts w:eastAsia="Aptos Narrow" w:cstheme="minorHAnsi"/>
-                <w:color w:val="000000" w:themeColor="text1"/>
-              </w:rPr>
-              <w:lastRenderedPageBreak/>
-              <w:t>Somnolencia: Las Limitaciones de un Modelo Base en Pruebas de Hardware Embebido</w:t>
+              <w:t>Validando la Viabilidad de YOLOv8 para Detección de Somnolencia: Las Limitaciones de un Modelo Base en Pruebas de Hardware Embebido</w:t>
             </w:r>
           </w:p>
         </w:tc>
@@ -5954,7 +6131,6 @@
                 <w:rFonts w:eastAsia="Aptos Narrow" w:cstheme="minorHAnsi"/>
                 <w:color w:val="000000" w:themeColor="text1"/>
               </w:rPr>
-              <w:lastRenderedPageBreak/>
               <w:t xml:space="preserve">Salas Yupanqui Christian Wilbert </w:t>
             </w:r>
           </w:p>
@@ -6533,7 +6709,13 @@
         <w:t xml:space="preserve">Tabla </w:t>
       </w:r>
       <w:r>
-        <w:t xml:space="preserve">03. </w:t>
+        <w:t>0</w:t>
+      </w:r>
+      <w:r>
+        <w:t>4–</w:t>
+      </w:r>
+      <w:r>
+        <w:t xml:space="preserve">. </w:t>
       </w:r>
       <w:r>
         <w:t>Resu</w:t>
@@ -8164,7 +8346,6 @@
   <w:style w:type="character" w:default="1" w:styleId="Fuentedeprrafopredeter">
     <w:name w:val="Default Paragraph Font"/>
     <w:uiPriority w:val="1"/>
-    <w:semiHidden/>
     <w:unhideWhenUsed/>
   </w:style>
   <w:style w:type="table" w:default="1" w:styleId="Tablanormal">
